--- a/downloads/teacher/05 Materials/Unit 01/Slides/Slides 01.20 - Budget Meal Lab.docx
+++ b/downloads/teacher/05 Materials/Unit 01/Slides/Slides 01.20 - Budget Meal Lab.docx
@@ -534,21 +534,6 @@
     </w:p>
     <w:p>
       <w:pPr>
-        <w:numPr>
-          <w:ilvl w:val="0"/>
-          <w:numId w:val="1014"/>
-        </w:numPr>
-        <w:pStyle w:val="Compact"/>
-      </w:pPr>
-      <w:r>
-        <w:rPr>
-          <w:rStyle w:val="TeacherNote"/>
-        </w:rPr>
-        <w:t xml:space="preserve">[update from this week’s circular]</w:t>
-      </w:r>
-    </w:p>
-    <w:p>
-      <w:pPr>
         <w:pStyle w:val="Heading2"/>
       </w:pPr>
       <w:bookmarkStart w:id="29" w:name="slide-9-lab-roles-for-day-2"/>
@@ -794,25 +779,7 @@
         <w:t xml:space="preserve"> </w:t>
       </w:r>
       <w:r>
-        <w:t xml:space="preserve">Notes:</w:t>
-      </w:r>
-      <w:r>
-        <w:t xml:space="preserve"> </w:t>
-      </w:r>
-      <w:r>
-        <w:t xml:space="preserve">“</w:t>
-      </w:r>
-      <w:r>
-        <w:t xml:space="preserve">Hands empty, eyes here</w:t>
-      </w:r>
-      <w:r>
-        <w:t xml:space="preserve">”</w:t>
-      </w:r>
-      <w:r>
-        <w:t xml:space="preserve"> </w:t>
-      </w:r>
-      <w:r>
-        <w:t xml:space="preserve">before this slide.</w:t>
+        <w:t xml:space="preserve">Notes: The reset cue (lights, countdown, hands empty) before this slide.</w:t>
       </w:r>
     </w:p>
     <w:p>
